--- a/Tailored_CVs/Shinoy_Alignerr_Senior_Software_Engineer___Agentic_Coding.docx
+++ b/Tailored_CVs/Shinoy_Alignerr_Senior_Software_Engineer___Agentic_Coding.docx
@@ -70,7 +70,7 @@
           <w:b w:val="0"/>
           <w:sz w:val="19"/>
         </w:rPr>
-        <w:t>I am a QA Automation Engineer with over 8 years of experience building scalable automation frameworks using Java, Selenium, and TypeScript Playwright. My background includes designing CI/CD pipelines with AWS and Terraform, as well as evaluating code correctness and writing test workflows. I recently relocated to the Netherlands and bring a strong foundation in modern software development and code quality validation.</w:t>
+        <w:t>I am a QA automation engineer with over eight years of experience building scalable testing frameworks using Java, TypeScript, and Playwright. I bring a strong background in software development workflows, CI/CD pipelines, and backend validation. Recently, I have utilized tools like Gemini Code Assist to streamline test generation and deployment scripts. I hold a valid EU residence permit and am based in Amsterdam.</w:t>
       </w:r>
     </w:p>
     <w:p>
@@ -288,7 +288,7 @@
           <w:b w:val="0"/>
           <w:sz w:val="18"/>
         </w:rPr>
-        <w:t>▸ Migrated a SeleniumJava framework to Playwright TypeScript for credit rating analysis workflows within a microservices architecture, boosting execution efficiency by 20%.</w:t>
+        <w:t>▸ Migrated a SeleniumJava framework to Playwright TypeScript for endtoend workflows within a microservices architecture, boosting execution efficiency by 20%.</w:t>
       </w:r>
     </w:p>
     <w:p>
@@ -301,7 +301,7 @@
           <w:b w:val="0"/>
           <w:sz w:val="18"/>
         </w:rPr>
-        <w:t>▸ Evaluated code correctness and maintained robust test coverage by integrating Sealights and Allure reports to visualize test health across deployment builds.</w:t>
+        <w:t>▸ Architected automated CI/CD pipelines and provisioned test environments using AWS, Terraform, and Linux environments to ensure continuous delivery.</w:t>
       </w:r>
     </w:p>
     <w:p>
@@ -314,7 +314,7 @@
           <w:b w:val="0"/>
           <w:sz w:val="18"/>
         </w:rPr>
-        <w:t>▸ Implemented CI/CD pipelines and ran scheduled automation regression test builds via Jenkins while provisioning test environments using Terraform and AWS.</w:t>
+        <w:t>▸ Executed complex Oracle SQL queries to validate massive datasets and ensure strict data integrity across backend credit risk workflows.</w:t>
       </w:r>
     </w:p>
     <w:p>
@@ -327,7 +327,7 @@
           <w:b w:val="0"/>
           <w:sz w:val="18"/>
         </w:rPr>
-        <w:t>▸ Streamlined complex test generation and deployment scripts utilizing AI tools like Gemini Code Assist to improve overall development and testing speed.</w:t>
+        <w:t>▸ Streamlined complex test generation and deployment scripts utilizing AI tools like Gemini Code Assist to improve delivery speed.</w:t>
       </w:r>
     </w:p>
     <w:p>

--- a/Tailored_CVs/Shinoy_Alignerr_Senior_Software_Engineer___Agentic_Coding.docx
+++ b/Tailored_CVs/Shinoy_Alignerr_Senior_Software_Engineer___Agentic_Coding.docx
@@ -70,7 +70,7 @@
           <w:b w:val="0"/>
           <w:sz w:val="19"/>
         </w:rPr>
-        <w:t>I am a QA automation engineer with over eight years of experience building scalable testing frameworks using Java, TypeScript, and Playwright. I bring a strong background in software development workflows, CI/CD pipelines, and backend validation. Recently, I have utilized tools like Gemini Code Assist to streamline test generation and deployment scripts. I hold a valid EU residence permit and am based in Amsterdam.</w:t>
+        <w:t>I am a QA automation engineer with over 8 years of experience building scalable frameworks in Java, Selenium, and TypeScript. I have practical experience evaluating and generating code using Gemini Code Assist to streamline test generation workflows. I hold a valid EU residence permit and am ready to start immediately in Amsterdam.</w:t>
       </w:r>
     </w:p>
     <w:p>
@@ -288,7 +288,7 @@
           <w:b w:val="0"/>
           <w:sz w:val="18"/>
         </w:rPr>
-        <w:t>▸ Migrated a SeleniumJava framework to Playwright TypeScript for endtoend workflows within a microservices architecture, boosting execution efficiency by 20%.</w:t>
+        <w:t>▸ Designed and maintained scalable automation frameworks utilizing Java Selenium WebDriver and TypeScript Playwright for complex financial workflows.</w:t>
       </w:r>
     </w:p>
     <w:p>
@@ -301,7 +301,7 @@
           <w:b w:val="0"/>
           <w:sz w:val="18"/>
         </w:rPr>
-        <w:t>▸ Architected automated CI/CD pipelines and provisioned test environments using AWS, Terraform, and Linux environments to ensure continuous delivery.</w:t>
+        <w:t>▸ Streamlined test generation and deployment scripts using Gemini Code Assist, evaluating output quality and refining code for execution efficiency.</w:t>
       </w:r>
     </w:p>
     <w:p>
@@ -314,7 +314,7 @@
           <w:b w:val="0"/>
           <w:sz w:val="18"/>
         </w:rPr>
-        <w:t>▸ Executed complex Oracle SQL queries to validate massive datasets and ensure strict data integrity across backend credit risk workflows.</w:t>
+        <w:t>▸ Architected automated CI/CD pipelines and provisioned infrastructure using AWS, Terraform, and Linux environments to support continuous delivery.</w:t>
       </w:r>
     </w:p>
     <w:p>
@@ -327,7 +327,7 @@
           <w:b w:val="0"/>
           <w:sz w:val="18"/>
         </w:rPr>
-        <w:t>▸ Streamlined complex test generation and deployment scripts utilizing AI tools like Gemini Code Assist to improve delivery speed.</w:t>
+        <w:t>▸ Executed complex backend validation and dataset integrity checks utilizing Oracle SQL across microservices architectures.</w:t>
       </w:r>
     </w:p>
     <w:p>

--- a/Tailored_CVs/Shinoy_Alignerr_Senior_Software_Engineer___Agentic_Coding.docx
+++ b/Tailored_CVs/Shinoy_Alignerr_Senior_Software_Engineer___Agentic_Coding.docx
@@ -70,7 +70,7 @@
           <w:b w:val="0"/>
           <w:sz w:val="19"/>
         </w:rPr>
-        <w:t>I am a QA automation engineer with over 8 years of experience building scalable frameworks in Java, Selenium, and TypeScript. I have practical experience evaluating and generating code using Gemini Code Assist to streamline test generation workflows. I hold a valid EU residence permit and am ready to start immediately in Amsterdam.</w:t>
+        <w:t>I am a QA automation engineer with over 8 years of experience building scalable testing frameworks and working closely with codebases in Java and TypeScript. I have practical experience evaluating software output, debugging multi-step workflows, and using tools like Gemini Code Assist to streamline test generation. I hold a valid EU residence permit, live in Amstelveen, and am ready to contribute to autonomous coding systems.</w:t>
       </w:r>
     </w:p>
     <w:p>
@@ -288,7 +288,7 @@
           <w:b w:val="0"/>
           <w:sz w:val="18"/>
         </w:rPr>
-        <w:t>▸ Designed and maintained scalable automation frameworks utilizing Java Selenium WebDriver and TypeScript Playwright for complex financial workflows.</w:t>
+        <w:t>▸ Evaluated and migrated complex testing workflows across Java and TypeScript, ensuring correctness and adherence to high technical standards.</w:t>
       </w:r>
     </w:p>
     <w:p>
@@ -301,7 +301,7 @@
           <w:b w:val="0"/>
           <w:sz w:val="18"/>
         </w:rPr>
-        <w:t>▸ Streamlined test generation and deployment scripts using Gemini Code Assist, evaluating output quality and refining code for execution efficiency.</w:t>
+        <w:t>▸ Built automated CI/CD pipelines and deployment scripts using AWS and Terraform to support continuous software delivery.</w:t>
       </w:r>
     </w:p>
     <w:p>
@@ -314,7 +314,7 @@
           <w:b w:val="0"/>
           <w:sz w:val="18"/>
         </w:rPr>
-        <w:t>▸ Architected automated CI/CD pipelines and provisioned infrastructure using AWS, Terraform, and Linux environments to support continuous delivery.</w:t>
+        <w:t>▸ Reviewed and debugged software codebases across diverse architectures, identifying failure modes and edge cases to reduce defect leakage.</w:t>
       </w:r>
     </w:p>
     <w:p>
@@ -327,7 +327,7 @@
           <w:b w:val="0"/>
           <w:sz w:val="18"/>
         </w:rPr>
-        <w:t>▸ Executed complex backend validation and dataset integrity checks utilizing Oracle SQL across microservices architectures.</w:t>
+        <w:t>▸ Streamlined test generation and scripting using Gemini Code Assist to evaluate AIgenerated code output quality and efficiency.</w:t>
       </w:r>
     </w:p>
     <w:p>

--- a/Tailored_CVs/Shinoy_Alignerr_Senior_Software_Engineer___Agentic_Coding.docx
+++ b/Tailored_CVs/Shinoy_Alignerr_Senior_Software_Engineer___Agentic_Coding.docx
@@ -70,7 +70,7 @@
           <w:b w:val="0"/>
           <w:sz w:val="19"/>
         </w:rPr>
-        <w:t>I am a QA automation engineer with over 8 years of experience building scalable testing frameworks and working closely with codebases in Java and TypeScript. I have practical experience evaluating software output, debugging multi-step workflows, and using tools like Gemini Code Assist to streamline test generation. I hold a valid EU residence permit, live in Amstelveen, and am ready to contribute to autonomous coding systems.</w:t>
+        <w:t>I am a QA automation engineer with over eight years of experience building scalable test frameworks and CI/CD pipelines using Java, TypeScript, and AWS. I have hands-on experience using Gemini Code Assist to streamline code generation and testing scripts. Based in Amsterdam with a valid EU residence permit, I bring strong debugging and architectural skills to help evaluate and improve autonomous coding workflows.</w:t>
       </w:r>
     </w:p>
     <w:p>
@@ -288,7 +288,7 @@
           <w:b w:val="0"/>
           <w:sz w:val="18"/>
         </w:rPr>
-        <w:t>▸ Evaluated and migrated complex testing workflows across Java and TypeScript, ensuring correctness and adherence to high technical standards.</w:t>
+        <w:t>▸ Evaluated and migrated testing workflows using TypeScript Playwright, boosting execution efficiency by 20% across microservices.</w:t>
       </w:r>
     </w:p>
     <w:p>
@@ -301,7 +301,7 @@
           <w:b w:val="0"/>
           <w:sz w:val="18"/>
         </w:rPr>
-        <w:t>▸ Built automated CI/CD pipelines and deployment scripts using AWS and Terraform to support continuous software delivery.</w:t>
+        <w:t>▸ Streamlined complex test generation and deployment scripts utilizing AI tools like Gemini Code Assist.</w:t>
       </w:r>
     </w:p>
     <w:p>
@@ -314,7 +314,7 @@
           <w:b w:val="0"/>
           <w:sz w:val="18"/>
         </w:rPr>
-        <w:t>▸ Reviewed and debugged software codebases across diverse architectures, identifying failure modes and edge cases to reduce defect leakage.</w:t>
+        <w:t>▸ Built and maintained scalable automation frameworks from scratch using Java Selenium and BDD Cucumber for complex payment and banking systems.</w:t>
       </w:r>
     </w:p>
     <w:p>
@@ -327,7 +327,7 @@
           <w:b w:val="0"/>
           <w:sz w:val="18"/>
         </w:rPr>
-        <w:t>▸ Streamlined test generation and scripting using Gemini Code Assist to evaluate AIgenerated code output quality and efficiency.</w:t>
+        <w:t>▸ Architected automated CI/CD pipelines and provisioned infrastructure using AWS, Terraform, and Linux environments to support continuous delivery.</w:t>
       </w:r>
     </w:p>
     <w:p>
